--- a/User Guide/USER_GUIDE.docx
+++ b/User Guide/USER_GUIDE.docx
@@ -79,7 +79,7 @@
           <w:color w:val="595959"/>
           <w:sz w:val="18"/>
         </w:rPr>
-        <w:t>Generated 21 September 2026</w:t>
+        <w:t>Generated 26 September 2026</w:t>
       </w:r>
     </w:p>
     <w:p>
@@ -8300,6 +8300,112 @@
                 <w:sz w:val="19"/>
               </w:rPr>
               <w:t>Adjust hole diameter.</w:t>
+            </w:r>
+          </w:p>
+        </w:tc>
+      </w:tr>
+      <w:tr>
+        <w:tc>
+          <w:tcPr>
+            <w:tcW w:type="dxa" w:w="3216"/>
+          </w:tcPr>
+          <w:p>
+            <w:r/>
+            <w:r>
+              <w:rPr>
+                <w:rFonts w:ascii="Consolas" w:hAnsi="Consolas"/>
+                <w:b w:val="0"/>
+                <w:i w:val="0"/>
+                <w:color w:val="A31515"/>
+                <w:sz w:val="19"/>
+              </w:rPr>
+              <w:t>PLACEHOLDER REGRESSION COEFFICIENTS…</w:t>
+            </w:r>
+          </w:p>
+        </w:tc>
+        <w:tc>
+          <w:tcPr>
+            <w:tcW w:type="dxa" w:w="3216"/>
+          </w:tcPr>
+          <w:p>
+            <w:r/>
+            <w:r>
+              <w:rPr>
+                <w:b w:val="0"/>
+                <w:i w:val="0"/>
+                <w:sz w:val="19"/>
+              </w:rPr>
+              <w:t xml:space="preserve">You are sizing to an O/F target while still on HRAP's </w:t>
+            </w:r>
+            <w:r>
+              <w:rPr>
+                <w:rFonts w:ascii="Consolas" w:hAnsi="Consolas"/>
+                <w:b w:val="0"/>
+                <w:i w:val="0"/>
+                <w:color w:val="A31515"/>
+                <w:sz w:val="19"/>
+              </w:rPr>
+              <w:t>a = 0.0304, n = 0.681</w:t>
+            </w:r>
+            <w:r>
+              <w:rPr>
+                <w:b w:val="0"/>
+                <w:i w:val="0"/>
+                <w:sz w:val="19"/>
+              </w:rPr>
+              <w:t xml:space="preserve"> — which match the HTPB (Thiokol) entry in Karp &amp; Jens Table 6.2, not paraffin.</w:t>
+            </w:r>
+          </w:p>
+        </w:tc>
+        <w:tc>
+          <w:tcPr>
+            <w:tcW w:type="dxa" w:w="3216"/>
+          </w:tcPr>
+          <w:p>
+            <w:r/>
+            <w:r>
+              <w:rPr>
+                <w:b w:val="0"/>
+                <w:i w:val="0"/>
+                <w:sz w:val="19"/>
+              </w:rPr>
+              <w:t xml:space="preserve">Switch to </w:t>
+            </w:r>
+            <w:r>
+              <w:rPr>
+                <w:rFonts w:ascii="Consolas" w:hAnsi="Consolas"/>
+                <w:b w:val="0"/>
+                <w:i w:val="0"/>
+                <w:color w:val="A31515"/>
+                <w:sz w:val="19"/>
+              </w:rPr>
+              <w:t>mdot_ox</w:t>
+            </w:r>
+            <w:r>
+              <w:rPr>
+                <w:b w:val="0"/>
+                <w:i w:val="0"/>
+                <w:sz w:val="19"/>
+              </w:rPr>
+              <w:t>/</w:t>
+            </w:r>
+            <w:r>
+              <w:rPr>
+                <w:rFonts w:ascii="Consolas" w:hAnsi="Consolas"/>
+                <w:b w:val="0"/>
+                <w:i w:val="0"/>
+                <w:color w:val="A31515"/>
+                <w:sz w:val="19"/>
+              </w:rPr>
+              <w:t>chamber_pressure</w:t>
+            </w:r>
+            <w:r>
+              <w:rPr>
+                <w:b w:val="0"/>
+                <w:i w:val="0"/>
+                <w:sz w:val="19"/>
+              </w:rPr>
+              <w:t>, or pick a preset with stated provenance.</w:t>
             </w:r>
           </w:p>
         </w:tc>
